--- a/Files_Крупницкий С.А/ТЗ_Крупницкий С.А..docx
+++ b/Files_Крупницкий С.А/ТЗ_Крупницкий С.А..docx
@@ -990,11 +990,6 @@
                 <w:rStyle w:val="IndexLink"/>
               </w:rPr>
               <w:t>ВВЕДЕНИЕ</w:t>
-            </w:r>
-            <w:r>
-              <w:rPr>
-                <w:rStyle w:val="IndexLink"/>
-              </w:rPr>
               <w:tab/>
               <w:t>3</w:t>
             </w:r>
@@ -1098,7 +1093,7 @@
               </w:rPr>
               <w:t>3.2 Страница «Экспертиза»</w:t>
               <w:tab/>
-              <w:t>9</w:t>
+              <w:t>8</w:t>
             </w:r>
           </w:hyperlink>
         </w:p>
@@ -1119,7 +1114,7 @@
               </w:rPr>
               <w:t>3.3 Страница «Услуги»</w:t>
               <w:tab/>
-              <w:t>10</w:t>
+              <w:t>9</w:t>
             </w:r>
           </w:hyperlink>
         </w:p>
@@ -1161,7 +1156,7 @@
               </w:rPr>
               <w:t>3.5 Страница «Авторизация»</w:t>
               <w:tab/>
-              <w:t>12</w:t>
+              <w:t>11</w:t>
             </w:r>
           </w:hyperlink>
         </w:p>
@@ -1182,7 +1177,7 @@
               </w:rPr>
               <w:t>3.6 Страница «Личный кабинет»</w:t>
               <w:tab/>
-              <w:t>12</w:t>
+              <w:t>11</w:t>
             </w:r>
           </w:hyperlink>
           <w:r>
@@ -1237,21 +1232,21 @@
     </w:p>
     <w:p>
       <w:pPr>
+        <w:pStyle w:val="Normal"/>
+        <w:rPr/>
+      </w:pPr>
+      <w:r>
+        <w:rPr/>
+      </w:r>
+    </w:p>
+    <w:p>
+      <w:pPr>
         <w:pStyle w:val="Style16"/>
         <w:rPr/>
       </w:pPr>
       <w:r>
         <w:rPr/>
         <w:t>«Изенград» – консалтинг по вопросам конспирации проектов государственных и планетарных масштабов.</w:t>
-      </w:r>
-    </w:p>
-    <w:p>
-      <w:pPr>
-        <w:pStyle w:val="Style16"/>
-        <w:rPr/>
-      </w:pPr>
-      <w:r>
-        <w:rPr/>
       </w:r>
     </w:p>
     <w:p>
@@ -1352,20 +1347,6 @@
       </w:pPr>
       <w:r>
         <w:rPr/>
-      </w:r>
-    </w:p>
-    <w:p>
-      <w:pPr>
-        <w:pStyle w:val="Style19"/>
-        <w:widowControl/>
-        <w:bidi w:val="0"/>
-        <w:spacing w:lineRule="auto" w:line="360" w:before="0" w:after="0"/>
-        <w:ind w:firstLine="737" w:start="0" w:end="0"/>
-        <w:jc w:val="both"/>
-        <w:rPr/>
-      </w:pPr>
-      <w:r>
-        <w:rPr/>
         <w:t>Целевая аудитория компании:</w:t>
       </w:r>
     </w:p>
@@ -1476,50 +1457,15 @@
       </w:pPr>
       <w:r>
         <w:rPr/>
-      </w:r>
-    </w:p>
-    <w:p>
-      <w:pPr>
-        <w:pStyle w:val="Style19"/>
-        <w:widowControl/>
-        <w:bidi w:val="0"/>
-        <w:spacing w:lineRule="auto" w:line="360" w:before="0" w:after="0"/>
-        <w:ind w:firstLine="737" w:start="0" w:end="0"/>
-        <w:jc w:val="both"/>
-        <w:rPr/>
-      </w:pPr>
-      <w:r>
-        <w:rPr/>
-        <w:t>Ключевые слова:</w:t>
-      </w:r>
-    </w:p>
-    <w:p>
-      <w:pPr>
-        <w:pStyle w:val="Style19"/>
-        <w:widowControl/>
-        <w:bidi w:val="0"/>
-        <w:spacing w:lineRule="auto" w:line="360" w:before="0" w:after="0"/>
-        <w:ind w:firstLine="737" w:start="0" w:end="0"/>
-        <w:jc w:val="both"/>
-        <w:rPr/>
-      </w:pPr>
-      <w:r>
-        <w:rPr/>
-        <w:t>Конфиденциальность, контрпропаганда, репутация, дезинформация, шпионаж, медиа, бизнес операции, государственные операции.</w:t>
-      </w:r>
-    </w:p>
-    <w:p>
-      <w:pPr>
-        <w:pStyle w:val="Style19"/>
-        <w:widowControl/>
-        <w:bidi w:val="0"/>
-        <w:spacing w:lineRule="auto" w:line="360" w:before="0" w:after="0"/>
-        <w:ind w:firstLine="737" w:start="0" w:end="0"/>
-        <w:jc w:val="both"/>
-        <w:rPr/>
-      </w:pPr>
-      <w:r>
-        <w:rPr/>
+        <w:t xml:space="preserve">Ключевые слова: </w:t>
+      </w:r>
+      <w:r>
+        <w:rPr/>
+        <w:t>к</w:t>
+      </w:r>
+      <w:r>
+        <w:rPr/>
+        <w:t>онфиденциальность, контрпропаганда, репутация, дезинформация, шпионаж, медиа, бизнес операции, государственные операции.</w:t>
       </w:r>
     </w:p>
     <w:p>
@@ -1656,17 +1602,7 @@
     </w:p>
     <w:p>
       <w:pPr>
-        <w:pStyle w:val="13"/>
-        <w:widowControl/>
-        <w:numPr>
-          <w:ilvl w:val="0"/>
-          <w:numId w:val="1"/>
-        </w:numPr>
-        <w:bidi w:val="0"/>
-        <w:spacing w:lineRule="auto" w:line="360" w:before="0" w:after="0"/>
-        <w:ind w:firstLine="624" w:start="0" w:end="0"/>
-        <w:jc w:val="start"/>
-        <w:outlineLvl w:val="0"/>
+        <w:pStyle w:val="14"/>
         <w:rPr>
           <w:lang w:val="ru-RU"/>
         </w:rPr>
@@ -1675,16 +1611,12 @@
       <w:bookmarkStart w:id="7" w:name="_Toc182513253"/>
       <w:bookmarkEnd w:id="6"/>
       <w:r>
-        <w:rPr>
-          <w:lang w:val="ru-RU"/>
-        </w:rPr>
+        <w:rPr/>
         <w:t xml:space="preserve">1 </w:t>
       </w:r>
       <w:bookmarkEnd w:id="7"/>
       <w:r>
-        <w:rPr>
-          <w:lang w:val="ru-RU"/>
-        </w:rPr>
+        <w:rPr/>
         <w:t>МУДБОРД</w:t>
       </w:r>
     </w:p>
@@ -2082,6 +2014,7 @@
         <w:fldChar w:fldCharType="end"/>
       </w:r>
       <w:r>
+        <w:rPr/>
         <mc:AlternateContent>
           <mc:Choice Requires="wps">
             <w:drawing>
@@ -2365,45 +2298,18 @@
             </w:pict>
           </mc:Fallback>
         </mc:AlternateContent>
-      </w:r>
-      <w:r>
-        <w:rPr/>
-        <w:t>) включены оттенки нежелательные как по стилистическим причинам, так и по идеологическим. Например, бордовый цвет недопустим ввиду нежелания ассоциаций образа компании с кровью.</w:t>
-      </w:r>
-    </w:p>
-    <w:p>
-      <w:pPr>
-        <w:pStyle w:val="Style16"/>
-        <w:ind w:hanging="0"/>
-        <w:rPr/>
-      </w:pPr>
-      <w:r>
-        <w:rPr/>
-      </w:r>
-      <w:r>
-        <w:br w:type="page"/>
-      </w:r>
-    </w:p>
-    <w:p>
-      <w:pPr>
-        <w:pStyle w:val="Normal"/>
-        <w:spacing w:before="0" w:after="0"/>
-        <w:rPr/>
-      </w:pPr>
-      <w:r>
-        <w:rPr/>
         <mc:AlternateContent>
           <mc:Choice Requires="wps">
             <w:drawing>
               <wp:anchor behindDoc="0" distT="0" distB="0" distL="0" distR="0" simplePos="0" locked="0" layoutInCell="0" allowOverlap="1" relativeHeight="7">
                 <wp:simplePos x="0" y="0"/>
                 <wp:positionH relativeFrom="column">
-                  <wp:posOffset>410210</wp:posOffset>
+                  <wp:posOffset>149860</wp:posOffset>
                 </wp:positionH>
                 <wp:positionV relativeFrom="paragraph">
-                  <wp:posOffset>116205</wp:posOffset>
+                  <wp:posOffset>5231765</wp:posOffset>
                 </wp:positionV>
-                <wp:extent cx="5029835" cy="2828925"/>
+                <wp:extent cx="5815965" cy="2887345"/>
                 <wp:effectExtent l="0" t="0" r="0" b="0"/>
                 <wp:wrapSquare wrapText="largest"/>
                 <wp:docPr id="3" name="Frame3"/>
@@ -2414,7 +2320,7 @@
                       <wps:spPr>
                         <a:xfrm>
                           <a:off x="0" y="0"/>
-                          <a:ext cx="5029920" cy="2828880"/>
+                          <a:ext cx="5815800" cy="2887200"/>
                         </a:xfrm>
                         <a:prstGeom prst="rect">
                           <a:avLst/>
@@ -2446,7 +2352,7 @@
                               </w:rPr>
                               <w:drawing>
                                 <wp:inline distT="0" distB="0" distL="0" distR="0">
-                                  <wp:extent cx="4627245" cy="2602230"/>
+                                  <wp:extent cx="4520565" cy="2270760"/>
                                   <wp:effectExtent l="0" t="0" r="0" b="0"/>
                                   <wp:docPr id="5" name="Image3" descr="" title=""/>
                                   <wp:cNvGraphicFramePr>
@@ -2463,6 +2369,7 @@
                                         </pic:nvPicPr>
                                         <pic:blipFill>
                                           <a:blip r:embed="rId11"/>
+                                          <a:srcRect l="0" t="0" r="-11946" b="0"/>
                                           <a:stretch>
                                             <a:fillRect/>
                                           </a:stretch>
@@ -2470,7 +2377,7 @@
                                         <pic:spPr bwMode="auto">
                                           <a:xfrm>
                                             <a:off x="0" y="0"/>
-                                            <a:ext cx="4627245" cy="2602230"/>
+                                            <a:ext cx="4520565" cy="2270760"/>
                                           </a:xfrm>
                                           <a:prstGeom prst="rect">
                                             <a:avLst/>
@@ -2482,6 +2389,12 @@
                                   </a:graphic>
                                 </wp:inline>
                               </w:drawing>
+                            </w:r>
+                            <w:r>
+                              <w:rPr>
+                                <w:color w:val="000000"/>
+                              </w:rPr>
+                              <w:br/>
                             </w:r>
                             <w:r>
                               <w:rPr>
@@ -2541,7 +2454,7 @@
           </mc:Choice>
           <mc:Fallback>
             <w:pict>
-              <v:rect id="shape_0" ID="Frame3" path="m0,0l-2147483645,0l-2147483645,-2147483646l0,-2147483646xe" fillcolor="white" stroked="f" o:allowincell="f" style="position:absolute;margin-left:32.3pt;margin-top:9.15pt;width:396pt;height:222.7pt;mso-wrap-style:square;v-text-anchor:top">
+              <v:rect id="shape_0" ID="Frame3" path="m0,0l-2147483645,0l-2147483645,-2147483646l0,-2147483646xe" fillcolor="white" stroked="f" o:allowincell="f" style="position:absolute;margin-left:11.8pt;margin-top:411.95pt;width:457.9pt;height:227.3pt;mso-wrap-style:square;v-text-anchor:top">
                 <v:fill o:detectmouseclick="t" type="solid" color2="black"/>
                 <v:stroke color="#3465a4" joinstyle="round" endcap="flat"/>
                 <v:textbox>
@@ -2558,7 +2471,7 @@
                         </w:rPr>
                         <w:drawing>
                           <wp:inline distT="0" distB="0" distL="0" distR="0">
-                            <wp:extent cx="4627245" cy="2602230"/>
+                            <wp:extent cx="4520565" cy="2270760"/>
                             <wp:effectExtent l="0" t="0" r="0" b="0"/>
                             <wp:docPr id="6" name="Image3" descr="" title=""/>
                             <wp:cNvGraphicFramePr>
@@ -2575,6 +2488,7 @@
                                   </pic:nvPicPr>
                                   <pic:blipFill>
                                     <a:blip r:embed="rId12"/>
+                                    <a:srcRect l="0" t="0" r="-11946" b="0"/>
                                     <a:stretch>
                                       <a:fillRect/>
                                     </a:stretch>
@@ -2582,7 +2496,7 @@
                                   <pic:spPr bwMode="auto">
                                     <a:xfrm>
                                       <a:off x="0" y="0"/>
-                                      <a:ext cx="4627245" cy="2602230"/>
+                                      <a:ext cx="4520565" cy="2270760"/>
                                     </a:xfrm>
                                     <a:prstGeom prst="rect">
                                       <a:avLst/>
@@ -2594,6 +2508,12 @@
                             </a:graphic>
                           </wp:inline>
                         </w:drawing>
+                      </w:r>
+                      <w:r>
+                        <w:rPr>
+                          <w:color w:val="000000"/>
+                        </w:rPr>
+                        <w:br/>
                       </w:r>
                       <w:r>
                         <w:rPr>
@@ -2648,20 +2568,27 @@
           </mc:Fallback>
         </mc:AlternateContent>
       </w:r>
-    </w:p>
-    <w:p>
-      <w:pPr>
-        <w:pStyle w:val="13"/>
-        <w:widowControl/>
-        <w:numPr>
-          <w:ilvl w:val="0"/>
-          <w:numId w:val="1"/>
-        </w:numPr>
-        <w:bidi w:val="0"/>
-        <w:spacing w:lineRule="auto" w:line="360" w:before="0" w:after="0"/>
-        <w:ind w:firstLine="624" w:start="0" w:end="0"/>
-        <w:jc w:val="start"/>
-        <w:outlineLvl w:val="0"/>
+      <w:r>
+        <w:rPr/>
+        <w:t>) включены оттенки нежелательные как по стилистическим причинам, так и по идеологическим. Например, бордовый цвет недопустим ввиду нежелания ассоциаций образа компании с кровью.</w:t>
+      </w:r>
+      <w:r>
+        <w:br w:type="page"/>
+      </w:r>
+    </w:p>
+    <w:p>
+      <w:pPr>
+        <w:pStyle w:val="Normal"/>
+        <w:spacing w:before="0" w:after="0"/>
+        <w:rPr/>
+      </w:pPr>
+      <w:r>
+        <w:rPr/>
+      </w:r>
+    </w:p>
+    <w:p>
+      <w:pPr>
+        <w:pStyle w:val="14"/>
         <w:rPr>
           <w:lang w:val="ru-RU"/>
         </w:rPr>
@@ -2670,16 +2597,12 @@
       <w:bookmarkStart w:id="15" w:name="_Toc182513254"/>
       <w:bookmarkEnd w:id="14"/>
       <w:r>
-        <w:rPr>
-          <w:lang w:val="ru-RU"/>
-        </w:rPr>
+        <w:rPr/>
         <w:t xml:space="preserve">2 </w:t>
       </w:r>
       <w:bookmarkEnd w:id="15"/>
       <w:r>
-        <w:rPr>
-          <w:lang w:val="ru-RU"/>
-        </w:rPr>
+        <w:rPr/>
         <w:t>ОБЩАЯ СТРУКТУРА САЙТА</w:t>
       </w:r>
     </w:p>
@@ -2846,24 +2769,6 @@
       </w:pPr>
       <w:r>
         <w:rPr/>
-      </w:r>
-    </w:p>
-    <w:p>
-      <w:pPr>
-        <w:pStyle w:val="Style16"/>
-        <w:widowControl/>
-        <w:tabs>
-          <w:tab w:val="clear" w:pos="708"/>
-          <w:tab w:val="left" w:pos="1129" w:leader="none"/>
-        </w:tabs>
-        <w:bidi w:val="0"/>
-        <w:spacing w:lineRule="auto" w:line="360" w:before="0" w:after="0"/>
-        <w:ind w:firstLine="737" w:start="0" w:end="0"/>
-        <w:jc w:val="both"/>
-        <w:rPr/>
-      </w:pPr>
-      <w:r>
-        <w:rPr/>
         <w:t xml:space="preserve">Схема переходов между страницами сайта предоставлена на рисунке </w:t>
       </w:r>
       <w:r>
@@ -2893,29 +2798,7 @@
     </w:p>
     <w:p>
       <w:pPr>
-        <w:pStyle w:val="Style16"/>
-        <w:widowControl/>
-        <w:tabs>
-          <w:tab w:val="clear" w:pos="708"/>
-          <w:tab w:val="left" w:pos="1129" w:leader="none"/>
-        </w:tabs>
-        <w:bidi w:val="0"/>
-        <w:spacing w:lineRule="auto" w:line="360" w:before="0" w:after="0"/>
-        <w:ind w:firstLine="737" w:start="0" w:end="0"/>
-        <w:jc w:val="both"/>
-        <w:rPr/>
-      </w:pPr>
-      <w:r>
-        <w:rPr/>
-      </w:r>
-      <w:r>
-        <w:br w:type="page"/>
-      </w:r>
-    </w:p>
-    <w:p>
-      <w:pPr>
         <w:pStyle w:val="Normal"/>
-        <w:spacing w:before="0" w:after="0"/>
         <w:rPr/>
       </w:pPr>
       <w:r>
@@ -2926,12 +2809,12 @@
               <wp:anchor behindDoc="0" distT="0" distB="0" distL="0" distR="0" simplePos="0" locked="0" layoutInCell="0" allowOverlap="1" relativeHeight="9">
                 <wp:simplePos x="0" y="0"/>
                 <wp:positionH relativeFrom="column">
-                  <wp:align>center</wp:align>
+                  <wp:posOffset>-52070</wp:posOffset>
                 </wp:positionH>
                 <wp:positionV relativeFrom="paragraph">
-                  <wp:posOffset>635</wp:posOffset>
+                  <wp:posOffset>76200</wp:posOffset>
                 </wp:positionV>
-                <wp:extent cx="5850255" cy="5187950"/>
+                <wp:extent cx="5815965" cy="4624705"/>
                 <wp:effectExtent l="0" t="0" r="0" b="0"/>
                 <wp:wrapSquare wrapText="largest"/>
                 <wp:docPr id="4" name="Frame4"/>
@@ -2942,7 +2825,7 @@
                       <wps:spPr>
                         <a:xfrm>
                           <a:off x="0" y="0"/>
-                          <a:ext cx="5850360" cy="5187960"/>
+                          <a:ext cx="5815800" cy="4624560"/>
                         </a:xfrm>
                         <a:prstGeom prst="rect">
                           <a:avLst/>
@@ -2974,7 +2857,7 @@
                               </w:rPr>
                               <w:drawing>
                                 <wp:inline distT="0" distB="0" distL="0" distR="0">
-                                  <wp:extent cx="4972685" cy="4881245"/>
+                                  <wp:extent cx="3469640" cy="3395345"/>
                                   <wp:effectExtent l="0" t="0" r="0" b="0"/>
                                   <wp:docPr id="6" name="Image4" descr="" title=""/>
                                   <wp:cNvGraphicFramePr>
@@ -2991,6 +2874,7 @@
                                         </pic:nvPicPr>
                                         <pic:blipFill>
                                           <a:blip r:embed="rId13"/>
+                                          <a:srcRect l="11783" t="13075" r="14144" b="13088"/>
                                           <a:stretch>
                                             <a:fillRect/>
                                           </a:stretch>
@@ -2998,7 +2882,7 @@
                                         <pic:spPr bwMode="auto">
                                           <a:xfrm>
                                             <a:off x="0" y="0"/>
-                                            <a:ext cx="4972685" cy="4881245"/>
+                                            <a:ext cx="3469640" cy="3395345"/>
                                           </a:xfrm>
                                           <a:prstGeom prst="rect">
                                             <a:avLst/>
@@ -3010,6 +2894,12 @@
                                   </a:graphic>
                                 </wp:inline>
                               </w:drawing>
+                            </w:r>
+                            <w:r>
+                              <w:rPr>
+                                <w:color w:val="000000"/>
+                              </w:rPr>
+                              <w:br/>
                             </w:r>
                             <w:r>
                               <w:rPr>
@@ -3069,7 +2959,7 @@
           </mc:Choice>
           <mc:Fallback>
             <w:pict>
-              <v:rect id="shape_0" ID="Frame4" path="m0,0l-2147483645,0l-2147483645,-2147483646l0,-2147483646xe" fillcolor="white" stroked="f" o:allowincell="f" style="position:absolute;margin-left:-0.05pt;margin-top:0.05pt;width:460.6pt;height:408.45pt;mso-wrap-style:square;v-text-anchor:top;mso-position-horizontal:center">
+              <v:rect id="shape_0" ID="Frame4" path="m0,0l-2147483645,0l-2147483645,-2147483646l0,-2147483646xe" fillcolor="white" stroked="f" o:allowincell="f" style="position:absolute;margin-left:-4.1pt;margin-top:6pt;width:457.9pt;height:364.1pt;mso-wrap-style:square;v-text-anchor:top">
                 <v:fill o:detectmouseclick="t" type="solid" color2="black"/>
                 <v:stroke color="#3465a4" joinstyle="round" endcap="flat"/>
                 <v:textbox>
@@ -3086,7 +2976,7 @@
                         </w:rPr>
                         <w:drawing>
                           <wp:inline distT="0" distB="0" distL="0" distR="0">
-                            <wp:extent cx="4972685" cy="4881245"/>
+                            <wp:extent cx="3469640" cy="3395345"/>
                             <wp:effectExtent l="0" t="0" r="0" b="0"/>
                             <wp:docPr id="7" name="Image4" descr="" title=""/>
                             <wp:cNvGraphicFramePr>
@@ -3103,6 +2993,7 @@
                                   </pic:nvPicPr>
                                   <pic:blipFill>
                                     <a:blip r:embed="rId14"/>
+                                    <a:srcRect l="11783" t="13075" r="14144" b="13088"/>
                                     <a:stretch>
                                       <a:fillRect/>
                                     </a:stretch>
@@ -3110,7 +3001,7 @@
                                   <pic:spPr bwMode="auto">
                                     <a:xfrm>
                                       <a:off x="0" y="0"/>
-                                      <a:ext cx="4972685" cy="4881245"/>
+                                      <a:ext cx="3469640" cy="3395345"/>
                                     </a:xfrm>
                                     <a:prstGeom prst="rect">
                                       <a:avLst/>
@@ -3122,6 +3013,12 @@
                             </a:graphic>
                           </wp:inline>
                         </w:drawing>
+                      </w:r>
+                      <w:r>
+                        <w:rPr>
+                          <w:color w:val="000000"/>
+                        </w:rPr>
+                        <w:br/>
                       </w:r>
                       <w:r>
                         <w:rPr>
@@ -3176,22 +3073,16 @@
           </mc:Fallback>
         </mc:AlternateContent>
       </w:r>
-    </w:p>
-    <w:p>
-      <w:pPr>
-        <w:pStyle w:val="13"/>
-        <w:widowControl/>
-        <w:numPr>
-          <w:ilvl w:val="0"/>
-          <w:numId w:val="1"/>
-        </w:numPr>
-        <w:bidi w:val="0"/>
-        <w:spacing w:lineRule="auto" w:line="360" w:before="0" w:after="0"/>
-        <w:ind w:firstLine="624" w:start="0" w:end="0"/>
-        <w:jc w:val="start"/>
-        <w:outlineLvl w:val="0"/>
-        <w:rPr>
-          <w:lang w:val="ru-RU"/>
+      <w:r>
+        <w:br w:type="page"/>
+      </w:r>
+    </w:p>
+    <w:p>
+      <w:pPr>
+        <w:pStyle w:val="14"/>
+        <w:rPr>
+          <w:vanish/>
+          <w:specVanish/>
         </w:rPr>
       </w:pPr>
       <w:bookmarkStart w:id="18" w:name="__RefHeading___Toc11619_2423909492"/>
@@ -3208,6 +3099,20 @@
         </w:rPr>
         <w:t>ОПИСАНИЕ СТРАНИЦ САЙТА</w:t>
       </w:r>
+    </w:p>
+    <w:p>
+      <w:pPr>
+        <w:pStyle w:val="Normal"/>
+        <w:rPr/>
+      </w:pPr>
+      <w:bookmarkStart w:id="20" w:name="__RefHeading___Toc11619_2423909492COPY_I"/>
+      <w:bookmarkEnd w:id="20"/>
+      <w:r/>
+      <w:r>
+        <w:rPr>
+          <w:lang w:val="ru-RU"/>
+        </w:rPr>
+      </w:r>
       <w:r>
         <w:rPr/>
         <w:br/>
@@ -3215,12 +3120,11 @@
     </w:p>
     <w:p>
       <w:pPr>
-        <w:pStyle w:val="231"/>
-        <w:ind w:firstLine="709" w:start="0"/>
-        <w:rPr/>
-      </w:pPr>
-      <w:bookmarkStart w:id="20" w:name="__RefHeading___Toc6152_3668578999"/>
-      <w:bookmarkEnd w:id="20"/>
+        <w:pStyle w:val="22"/>
+        <w:rPr/>
+      </w:pPr>
+      <w:bookmarkStart w:id="21" w:name="__RefHeading___Toc6152_3668578999"/>
+      <w:bookmarkEnd w:id="21"/>
       <w:r>
         <w:rPr/>
         <w:t>3.1 Страница «Главная»</w:t>
@@ -3293,19 +3197,6 @@
           <w:lang w:val="ru-RU"/>
         </w:rPr>
         <w:t>Если прокрутить страницу вниз, пользователю будет продемонстрирован графический список «Операции» с кратким описанием возможностей компании, словами ассоциирующимися с этими услугами, а также небольшая видео-демонстрация.</w:t>
-      </w:r>
-    </w:p>
-    <w:p>
-      <w:pPr>
-        <w:pStyle w:val="Style16"/>
-        <w:rPr>
-          <w:lang w:val="ru-RU"/>
-        </w:rPr>
-      </w:pPr>
-      <w:r>
-        <w:rPr>
-          <w:lang w:val="ru-RU"/>
-        </w:rPr>
       </w:r>
     </w:p>
     <w:p>
@@ -3489,31 +3380,15 @@
     <w:p>
       <w:pPr>
         <w:pStyle w:val="Style16"/>
-        <w:widowControl/>
-        <w:numPr>
-          <w:ilvl w:val="0"/>
-          <w:numId w:val="0"/>
-        </w:numPr>
-        <w:tabs>
-          <w:tab w:val="clear" w:pos="708"/>
-          <w:tab w:val="left" w:pos="1129" w:leader="none"/>
-        </w:tabs>
-        <w:bidi w:val="0"/>
-        <w:spacing w:lineRule="auto" w:line="360" w:before="0" w:after="0"/>
-        <w:ind w:hanging="0" w:start="0" w:end="0"/>
-        <w:jc w:val="both"/>
-        <w:rPr>
-          <w:b w:val="false"/>
-          <w:bCs w:val="false"/>
+        <w:rPr>
           <w:lang w:val="ru-RU"/>
         </w:rPr>
       </w:pPr>
       <w:r>
         <w:rPr>
-          <w:b w:val="false"/>
-          <w:bCs w:val="false"/>
           <w:lang w:val="ru-RU"/>
         </w:rPr>
+        <w:t>Ниже списка – секция с промо-изображением и кнопкой предлагающей начать «Инициацию».</w:t>
       </w:r>
     </w:p>
     <w:p>
@@ -3527,7 +3402,7 @@
         <w:rPr>
           <w:lang w:val="ru-RU"/>
         </w:rPr>
-        <w:t>Ниже списка – секция с промо-изображением и кнопкой предлагающей начать «Инициацию».</w:t>
+        <w:t>В заключении страницы футер с указателем принадлежности интеллектуальной собственности и возможностью изменить язык сайта. Футер присутствует на всех остальных страницах в неизменном виде.</w:t>
       </w:r>
     </w:p>
     <w:p>
@@ -3541,34 +3416,27 @@
         <w:rPr>
           <w:lang w:val="ru-RU"/>
         </w:rPr>
-        <w:t>В заключении страницы футер с указателем принадлежности интеллектуальной собственности и возможностью изменить язык сайта. Футер присутствует на всех остальных страницах в неизменном виде.</w:t>
+      </w:r>
+    </w:p>
+    <w:p>
+      <w:pPr>
+        <w:pStyle w:val="22"/>
+        <w:rPr/>
+      </w:pPr>
+      <w:bookmarkStart w:id="22" w:name="__RefHeading___Toc6154_3668578999"/>
+      <w:bookmarkEnd w:id="22"/>
+      <w:r>
+        <w:rPr/>
+        <w:t>3.2 Страница «Экспертиза»</w:t>
       </w:r>
     </w:p>
     <w:p>
       <w:pPr>
         <w:pStyle w:val="Style16"/>
-        <w:rPr>
-          <w:lang w:val="ru-RU"/>
-        </w:rPr>
-      </w:pPr>
-      <w:r>
-        <w:rPr>
-          <w:lang w:val="ru-RU"/>
-        </w:rPr>
-      </w:r>
-    </w:p>
-    <w:p>
-      <w:pPr>
-        <w:pStyle w:val="231"/>
-        <w:ind w:firstLine="709" w:start="0"/>
-        <w:jc w:val="start"/>
-        <w:rPr/>
-      </w:pPr>
-      <w:bookmarkStart w:id="21" w:name="__RefHeading___Toc6154_3668578999"/>
-      <w:bookmarkEnd w:id="21"/>
-      <w:r>
-        <w:rPr/>
-        <w:t>3.2 Страница «Экспертиза»</w:t>
+        <w:rPr/>
+      </w:pPr>
+      <w:r>
+        <w:rPr/>
       </w:r>
     </w:p>
     <w:p>
@@ -3578,25 +3446,7 @@
       </w:pPr>
       <w:r>
         <w:rPr/>
-      </w:r>
-    </w:p>
-    <w:p>
-      <w:pPr>
-        <w:pStyle w:val="Style16"/>
-        <w:rPr/>
-      </w:pPr>
-      <w:r>
-        <w:rPr/>
         <w:t>Страница «Экспертиза» представляет собой промо-материалы подтверждающие компетенцию компании в сфере предоставляемых ей услуг. Материалы сугубо символические, больше требуемые стандартами корпоративных веб-сайтов, так как целевая аудитория пользуется услугами преимущественно по рекомендации авторитетных лиц и не нуждается в доказательстве компанией ее компетенций.</w:t>
-      </w:r>
-    </w:p>
-    <w:p>
-      <w:pPr>
-        <w:pStyle w:val="Style16"/>
-        <w:rPr/>
-      </w:pPr>
-      <w:r>
-        <w:rPr/>
       </w:r>
     </w:p>
     <w:p>
@@ -3729,6 +3579,223 @@
           <w:bCs w:val="false"/>
           <w:lang w:val="ru-RU"/>
         </w:rPr>
+      </w:r>
+    </w:p>
+    <w:p>
+      <w:pPr>
+        <w:pStyle w:val="22"/>
+        <w:rPr/>
+      </w:pPr>
+      <w:bookmarkStart w:id="23" w:name="__RefHeading___Toc6154_3668578999_Copy_1"/>
+      <w:bookmarkEnd w:id="23"/>
+      <w:r>
+        <w:rPr/>
+        <w:t>3.3 Страница «Услуги»</w:t>
+      </w:r>
+    </w:p>
+    <w:p>
+      <w:pPr>
+        <w:pStyle w:val="Style16"/>
+        <w:rPr/>
+      </w:pPr>
+      <w:r>
+        <w:rPr/>
+      </w:r>
+    </w:p>
+    <w:p>
+      <w:pPr>
+        <w:pStyle w:val="Style16"/>
+        <w:rPr/>
+      </w:pPr>
+      <w:r>
+        <w:rPr/>
+        <w:t>Страница «Услуги» предоставляет клиенту полный список и более исчерпывающее описание каждой услуги. Встречает страница заголовком «Операции» и текстом-интродукцией: «Изенгард предлагает комплексные решения для обеспечения конфиденциальности и устойчивости ваших масштабных систем и проектов, включая разработку стратегий, аудит рисков, погодотвку персонала, а также предоставляя доступ к массивной базе данных специализированных подрядчиков».</w:t>
+      </w:r>
+    </w:p>
+    <w:p>
+      <w:pPr>
+        <w:pStyle w:val="Style16"/>
+        <w:rPr/>
+      </w:pPr>
+      <w:r>
+        <w:rPr/>
+        <w:t>Затем идёт список «операций»:</w:t>
+      </w:r>
+    </w:p>
+    <w:p>
+      <w:pPr>
+        <w:pStyle w:val="Style16"/>
+        <w:widowControl/>
+        <w:numPr>
+          <w:ilvl w:val="0"/>
+          <w:numId w:val="6"/>
+        </w:numPr>
+        <w:tabs>
+          <w:tab w:val="clear" w:pos="708"/>
+          <w:tab w:val="left" w:pos="1129" w:leader="none"/>
+        </w:tabs>
+        <w:bidi w:val="0"/>
+        <w:spacing w:lineRule="auto" w:line="360" w:before="0" w:after="0"/>
+        <w:ind w:firstLine="737" w:start="0" w:end="0"/>
+        <w:jc w:val="both"/>
+        <w:rPr/>
+      </w:pPr>
+      <w:r>
+        <w:rPr>
+          <w:b/>
+          <w:bCs/>
+          <w:lang w:val="ru-RU"/>
+        </w:rPr>
+        <w:t xml:space="preserve">Управляйте нарративами повествования своих сценариев: </w:t>
+      </w:r>
+      <w:r>
+        <w:rPr>
+          <w:b w:val="false"/>
+          <w:bCs w:val="false"/>
+          <w:lang w:val="ru-RU"/>
+        </w:rPr>
+        <w:t>«</w:t>
+      </w:r>
+      <w:r>
+        <w:rPr/>
+        <w:t>В рамках услуги по индивидуальной разработке многоуровневых стратегий мы помогает создавать контроллируемые нарративы, чтобы максировать нежелательную информацию, распространить предпочитаемый шум и укрепить репутацию организации минимизируя риски ваших операций</w:t>
+      </w:r>
+      <w:r>
+        <w:rPr>
+          <w:b w:val="false"/>
+          <w:bCs w:val="false"/>
+          <w:lang w:val="ru-RU"/>
+        </w:rPr>
+        <w:t>»;</w:t>
+      </w:r>
+    </w:p>
+    <w:p>
+      <w:pPr>
+        <w:pStyle w:val="Style16"/>
+        <w:widowControl/>
+        <w:numPr>
+          <w:ilvl w:val="0"/>
+          <w:numId w:val="6"/>
+        </w:numPr>
+        <w:tabs>
+          <w:tab w:val="clear" w:pos="708"/>
+          <w:tab w:val="left" w:pos="1129" w:leader="none"/>
+        </w:tabs>
+        <w:bidi w:val="0"/>
+        <w:spacing w:lineRule="auto" w:line="360" w:before="0" w:after="0"/>
+        <w:ind w:firstLine="737" w:start="0" w:end="0"/>
+        <w:jc w:val="both"/>
+        <w:rPr/>
+      </w:pPr>
+      <w:r>
+        <w:rPr>
+          <w:b/>
+          <w:bCs/>
+          <w:lang w:val="ru-RU"/>
+        </w:rPr>
+        <w:t>Протоколы ликвидации вторжений и внутренних угроз:</w:t>
+      </w:r>
+      <w:r>
+        <w:rPr>
+          <w:b w:val="false"/>
+          <w:bCs w:val="false"/>
+          <w:lang w:val="ru-RU"/>
+        </w:rPr>
+        <w:t xml:space="preserve"> «</w:t>
+      </w:r>
+      <w:r>
+        <w:rPr/>
+        <w:t>Через аудит уязвимостей существующих проектов и систем безопасности мы выявляем слабые места, точки отказа, предлагаем рекомендации по их устранению и разрабатываем реактивные протоколы, такие как превентивные методы противодействия журналистской деятельности и шпионажа, обеспечивая оперативную нейтрализацию угроз не оставляя следов</w:t>
+      </w:r>
+      <w:r>
+        <w:rPr>
+          <w:b w:val="false"/>
+          <w:bCs w:val="false"/>
+          <w:lang w:val="ru-RU"/>
+        </w:rPr>
+        <w:t>»;</w:t>
+      </w:r>
+    </w:p>
+    <w:p>
+      <w:pPr>
+        <w:pStyle w:val="Style16"/>
+        <w:widowControl/>
+        <w:numPr>
+          <w:ilvl w:val="0"/>
+          <w:numId w:val="6"/>
+        </w:numPr>
+        <w:tabs>
+          <w:tab w:val="clear" w:pos="708"/>
+          <w:tab w:val="left" w:pos="1129" w:leader="none"/>
+        </w:tabs>
+        <w:bidi w:val="0"/>
+        <w:spacing w:lineRule="auto" w:line="360" w:before="0" w:after="0"/>
+        <w:ind w:firstLine="737" w:start="0" w:end="0"/>
+        <w:jc w:val="both"/>
+        <w:rPr/>
+      </w:pPr>
+      <w:r>
+        <w:rPr>
+          <w:b/>
+          <w:bCs/>
+          <w:lang w:val="ru-RU"/>
+        </w:rPr>
+        <w:t>Наблюдение за потоками информации и целями:</w:t>
+      </w:r>
+      <w:r>
+        <w:rPr>
+          <w:b w:val="false"/>
+          <w:bCs w:val="false"/>
+          <w:lang w:val="ru-RU"/>
+        </w:rPr>
+        <w:t xml:space="preserve"> «Наша услуга по обучению мониторингу и управлению медиа включает настройку систем слежения за информационным полем, анализ потенциальных утечек информации, а также предиктивные модели для прогнозирования рисков, для коррекции стратегии и сохранения конфиденциальности операций»;</w:t>
+      </w:r>
+    </w:p>
+    <w:p>
+      <w:pPr>
+        <w:pStyle w:val="Style16"/>
+        <w:widowControl/>
+        <w:numPr>
+          <w:ilvl w:val="0"/>
+          <w:numId w:val="6"/>
+        </w:numPr>
+        <w:tabs>
+          <w:tab w:val="clear" w:pos="708"/>
+          <w:tab w:val="left" w:pos="1129" w:leader="none"/>
+        </w:tabs>
+        <w:bidi w:val="0"/>
+        <w:spacing w:lineRule="auto" w:line="360" w:before="0" w:after="0"/>
+        <w:ind w:firstLine="737" w:start="0" w:end="0"/>
+        <w:jc w:val="both"/>
+        <w:rPr/>
+      </w:pPr>
+      <w:r>
+        <w:rPr>
+          <w:b/>
+          <w:bCs/>
+          <w:lang w:val="ru-RU"/>
+        </w:rPr>
+        <w:t>Укрепление внутренней структуры базовыми мерами и ресурсами:</w:t>
+      </w:r>
+      <w:r>
+        <w:rPr>
+          <w:b w:val="false"/>
+          <w:bCs w:val="false"/>
+          <w:lang w:val="ru-RU"/>
+        </w:rPr>
+        <w:t xml:space="preserve"> «</w:t>
+      </w:r>
+      <w:r>
+        <w:rPr/>
+        <w:t>Мы предоставляем хранение и доступ к контактам подрядчиков различной специализации, а также обучение ключевого персонала, включая психологическую, криптографическую подогтовку и не только, для создания устойчивых внутренних структур, минимизации репутационных и финансовых потерь, и обеспечения долгосрочной защиты от внешних вмешательств»</w:t>
+      </w:r>
+      <w:r>
+        <w:rPr>
+          <w:b w:val="false"/>
+          <w:bCs w:val="false"/>
+          <w:lang w:val="ru-RU"/>
+        </w:rPr>
+        <w:t>;</w:t>
       </w:r>
     </w:p>
     <w:p>
@@ -3742,292 +3809,20 @@
         <w:jc w:val="start"/>
         <w:rPr/>
       </w:pPr>
-      <w:bookmarkStart w:id="22" w:name="__RefHeading___Toc6154_3668578999_Copy_1"/>
-      <w:bookmarkEnd w:id="22"/>
-      <w:r>
-        <w:rPr/>
-        <w:t>3.3 Страница «Услуги»</w:t>
-      </w:r>
-    </w:p>
-    <w:p>
-      <w:pPr>
-        <w:pStyle w:val="Style16"/>
-        <w:rPr/>
-      </w:pPr>
-      <w:r>
-        <w:rPr/>
-      </w:r>
-    </w:p>
-    <w:p>
-      <w:pPr>
-        <w:pStyle w:val="Style16"/>
-        <w:rPr/>
-      </w:pPr>
-      <w:r>
-        <w:rPr/>
-        <w:t>Страница «Услуги» предоставляет клиенту полный список и более исчерпывающее описание каждой услуги. Встречает страница заголовком «Операции» и текстом-интродукцией: «Изенгард предлагает комплексные решения для обеспечения конфиденциальности и устойчивости ваших масштабных систем и проектов, включая разработку стратегий, аудит рисков, погодотвку персонала, а также предоставляя доступ к массивной базе данных специализированных подрядчиков».</w:t>
-      </w:r>
-    </w:p>
-    <w:p>
-      <w:pPr>
-        <w:pStyle w:val="Style16"/>
-        <w:rPr/>
-      </w:pPr>
-      <w:r>
-        <w:rPr/>
-      </w:r>
-    </w:p>
-    <w:p>
-      <w:pPr>
-        <w:pStyle w:val="Style16"/>
-        <w:rPr/>
-      </w:pPr>
-      <w:r>
-        <w:rPr/>
-        <w:t>Затем идёт список «операций»:</w:t>
-      </w:r>
-    </w:p>
-    <w:p>
-      <w:pPr>
-        <w:pStyle w:val="Style16"/>
-        <w:widowControl/>
-        <w:numPr>
-          <w:ilvl w:val="0"/>
-          <w:numId w:val="6"/>
-        </w:numPr>
-        <w:tabs>
-          <w:tab w:val="clear" w:pos="708"/>
-          <w:tab w:val="left" w:pos="1129" w:leader="none"/>
-        </w:tabs>
-        <w:bidi w:val="0"/>
-        <w:spacing w:lineRule="auto" w:line="360" w:before="0" w:after="0"/>
-        <w:ind w:firstLine="737" w:start="0" w:end="0"/>
-        <w:jc w:val="both"/>
-        <w:rPr/>
-      </w:pPr>
-      <w:r>
-        <w:rPr>
-          <w:b/>
-          <w:bCs/>
-          <w:lang w:val="ru-RU"/>
-        </w:rPr>
-        <w:t xml:space="preserve">Управляйте нарративами повествования своих сценариев: </w:t>
-      </w:r>
-      <w:r>
-        <w:rPr>
-          <w:b w:val="false"/>
-          <w:bCs w:val="false"/>
-          <w:lang w:val="ru-RU"/>
-        </w:rPr>
-        <w:t>«</w:t>
-      </w:r>
-      <w:r>
-        <w:rPr/>
-        <w:t>В рамках услуги по индивидуальной разработке многоуровневых стратегий мы помогает создавать контроллируемые нарративы, чтобы максировать нежелательную информацию, распространить предпочитаемый шум и укрепить репутацию организации минимизируя риски ваших операций</w:t>
-      </w:r>
-      <w:r>
-        <w:rPr>
-          <w:b w:val="false"/>
-          <w:bCs w:val="false"/>
-          <w:lang w:val="ru-RU"/>
-        </w:rPr>
-        <w:t>»;</w:t>
-      </w:r>
-    </w:p>
-    <w:p>
-      <w:pPr>
-        <w:pStyle w:val="Style16"/>
-        <w:widowControl/>
-        <w:numPr>
-          <w:ilvl w:val="0"/>
-          <w:numId w:val="6"/>
-        </w:numPr>
-        <w:tabs>
-          <w:tab w:val="clear" w:pos="708"/>
-          <w:tab w:val="left" w:pos="1129" w:leader="none"/>
-        </w:tabs>
-        <w:bidi w:val="0"/>
-        <w:spacing w:lineRule="auto" w:line="360" w:before="0" w:after="0"/>
-        <w:ind w:firstLine="737" w:start="0" w:end="0"/>
-        <w:jc w:val="both"/>
-        <w:rPr/>
-      </w:pPr>
-      <w:r>
-        <w:rPr>
-          <w:b/>
-          <w:bCs/>
-          <w:lang w:val="ru-RU"/>
-        </w:rPr>
-        <w:t>Протоколы ликвидации вторжений и внутренних угроз:</w:t>
-      </w:r>
-      <w:r>
-        <w:rPr>
-          <w:b w:val="false"/>
-          <w:bCs w:val="false"/>
-          <w:lang w:val="ru-RU"/>
-        </w:rPr>
-        <w:t xml:space="preserve"> «</w:t>
-      </w:r>
-      <w:r>
-        <w:rPr/>
-        <w:t>Через аудит уязвимостей существующих проектов и систем безопасности мы выявляем слабые места, точки отказа, предлагаем рекомендации по их устранению и разрабатываем реактивные протоколы, такие как превентивные методы противодействия журналистской деятельности и шпионажа, обеспечивая оперативную нейтрализацию угроз не оставляя следов</w:t>
-      </w:r>
-      <w:r>
-        <w:rPr>
-          <w:b w:val="false"/>
-          <w:bCs w:val="false"/>
-          <w:lang w:val="ru-RU"/>
-        </w:rPr>
-        <w:t>»;</w:t>
-      </w:r>
-    </w:p>
-    <w:p>
-      <w:pPr>
-        <w:pStyle w:val="Style16"/>
-        <w:widowControl/>
-        <w:numPr>
-          <w:ilvl w:val="0"/>
-          <w:numId w:val="6"/>
-        </w:numPr>
-        <w:tabs>
-          <w:tab w:val="clear" w:pos="708"/>
-          <w:tab w:val="left" w:pos="1129" w:leader="none"/>
-        </w:tabs>
-        <w:bidi w:val="0"/>
-        <w:spacing w:lineRule="auto" w:line="360" w:before="0" w:after="0"/>
-        <w:ind w:firstLine="737" w:start="0" w:end="0"/>
-        <w:jc w:val="both"/>
-        <w:rPr/>
-      </w:pPr>
-      <w:r>
-        <w:rPr>
-          <w:b/>
-          <w:bCs/>
-          <w:lang w:val="ru-RU"/>
-        </w:rPr>
-        <w:t>Наблюдение за потоками информации и целями:</w:t>
-      </w:r>
-      <w:r>
-        <w:rPr>
-          <w:b w:val="false"/>
-          <w:bCs w:val="false"/>
-          <w:lang w:val="ru-RU"/>
-        </w:rPr>
-        <w:t xml:space="preserve"> «Наша услуга по обучению мониторингу и управлению медиа включает настройку систем слежения за информационным полем, анализ потенциальных утечек информации, а также предиктивные модели для прогнозирования рисков, для коррекции стратегии и сохранения конфиденциальности операций»;</w:t>
-      </w:r>
-    </w:p>
-    <w:p>
-      <w:pPr>
-        <w:pStyle w:val="Style16"/>
-        <w:widowControl/>
-        <w:numPr>
-          <w:ilvl w:val="0"/>
-          <w:numId w:val="6"/>
-        </w:numPr>
-        <w:tabs>
-          <w:tab w:val="clear" w:pos="708"/>
-          <w:tab w:val="left" w:pos="1129" w:leader="none"/>
-        </w:tabs>
-        <w:bidi w:val="0"/>
-        <w:spacing w:lineRule="auto" w:line="360" w:before="0" w:after="0"/>
-        <w:ind w:firstLine="737" w:start="0" w:end="0"/>
-        <w:jc w:val="both"/>
-        <w:rPr/>
-      </w:pPr>
-      <w:r>
-        <w:rPr>
-          <w:b/>
-          <w:bCs/>
-          <w:lang w:val="ru-RU"/>
-        </w:rPr>
-        <w:t>Укрепление внутренней структуры базовыми мерами и ресурсами:</w:t>
-      </w:r>
-      <w:r>
-        <w:rPr>
-          <w:b w:val="false"/>
-          <w:bCs w:val="false"/>
-          <w:lang w:val="ru-RU"/>
-        </w:rPr>
-        <w:t xml:space="preserve"> «</w:t>
-      </w:r>
-      <w:r>
-        <w:rPr/>
-        <w:t>Мы предоставляем хранение и доступ к контактам подрядчиков различной специализации, а также обучение ключевого персонала, включая психологическую, криптографическую подогтовку и не только, для создания устойчивых внутренних структур, минимизации репутационных и финансовых потерь, и обеспечения долгосрочной защиты от внешних вмешательств»</w:t>
-      </w:r>
-      <w:r>
-        <w:rPr>
-          <w:b w:val="false"/>
-          <w:bCs w:val="false"/>
-          <w:lang w:val="ru-RU"/>
-        </w:rPr>
-        <w:t>;</w:t>
-      </w:r>
-    </w:p>
-    <w:p>
-      <w:pPr>
-        <w:pStyle w:val="Style16"/>
-        <w:widowControl/>
-        <w:tabs>
-          <w:tab w:val="clear" w:pos="708"/>
-          <w:tab w:val="left" w:pos="1129" w:leader="none"/>
-        </w:tabs>
-        <w:bidi w:val="0"/>
-        <w:spacing w:lineRule="auto" w:line="360" w:before="0" w:after="0"/>
-        <w:ind w:hanging="0" w:start="0" w:end="0"/>
-        <w:jc w:val="both"/>
-        <w:rPr>
-          <w:b w:val="false"/>
-          <w:bCs w:val="false"/>
-          <w:lang w:val="ru-RU"/>
-        </w:rPr>
-      </w:pPr>
-      <w:r>
-        <w:rPr>
-          <w:b w:val="false"/>
-          <w:bCs w:val="false"/>
-          <w:lang w:val="ru-RU"/>
-        </w:rPr>
-      </w:r>
-    </w:p>
-    <w:p>
-      <w:pPr>
-        <w:pStyle w:val="Style16"/>
-        <w:widowControl/>
-        <w:tabs>
-          <w:tab w:val="clear" w:pos="708"/>
-          <w:tab w:val="left" w:pos="1129" w:leader="none"/>
-        </w:tabs>
-        <w:bidi w:val="0"/>
-        <w:spacing w:lineRule="auto" w:line="360" w:before="0" w:after="0"/>
-        <w:ind w:hanging="0" w:start="0" w:end="0"/>
-        <w:jc w:val="both"/>
-        <w:rPr>
-          <w:b w:val="false"/>
-          <w:bCs w:val="false"/>
-          <w:lang w:val="ru-RU"/>
-        </w:rPr>
-      </w:pPr>
-      <w:r>
-        <w:rPr>
-          <w:b w:val="false"/>
-          <w:bCs w:val="false"/>
-          <w:lang w:val="ru-RU"/>
-        </w:rPr>
-      </w:r>
-    </w:p>
-    <w:p>
-      <w:pPr>
-        <w:pStyle w:val="231"/>
-        <w:numPr>
-          <w:ilvl w:val="0"/>
-          <w:numId w:val="0"/>
-        </w:numPr>
-        <w:ind w:hanging="0" w:start="737"/>
-        <w:jc w:val="start"/>
-        <w:rPr/>
-      </w:pPr>
-      <w:bookmarkStart w:id="23" w:name="__RefHeading___Toc6154_3668578999_Copy_2"/>
-      <w:bookmarkEnd w:id="23"/>
+      <w:r>
+        <w:rPr/>
+      </w:r>
+      <w:r>
+        <w:br w:type="page"/>
+      </w:r>
+    </w:p>
+    <w:p>
+      <w:pPr>
+        <w:pStyle w:val="22"/>
+        <w:rPr/>
+      </w:pPr>
+      <w:bookmarkStart w:id="24" w:name="__RefHeading___Toc6154_3668578999_Copy_2"/>
+      <w:bookmarkEnd w:id="24"/>
       <w:r>
         <w:rPr/>
         <w:t>3.4 Страница «Инициация»</w:t>
@@ -4074,17 +3869,11 @@
     </w:p>
     <w:p>
       <w:pPr>
-        <w:pStyle w:val="231"/>
-        <w:numPr>
-          <w:ilvl w:val="0"/>
-          <w:numId w:val="0"/>
-        </w:numPr>
-        <w:ind w:hanging="0" w:start="737"/>
-        <w:jc w:val="start"/>
-        <w:rPr/>
-      </w:pPr>
-      <w:bookmarkStart w:id="24" w:name="__RefHeading___Toc6154_3668578999_Copy_3"/>
-      <w:bookmarkEnd w:id="24"/>
+        <w:pStyle w:val="22"/>
+        <w:rPr/>
+      </w:pPr>
+      <w:bookmarkStart w:id="25" w:name="__RefHeading___Toc6154_3668578999_Copy_3"/>
+      <w:bookmarkEnd w:id="25"/>
       <w:r>
         <w:rPr/>
         <w:t>3.5 Страница «Авторизация»</w:t>
@@ -4121,17 +3910,11 @@
     </w:p>
     <w:p>
       <w:pPr>
-        <w:pStyle w:val="231"/>
-        <w:numPr>
-          <w:ilvl w:val="0"/>
-          <w:numId w:val="0"/>
-        </w:numPr>
-        <w:ind w:hanging="0" w:start="737"/>
-        <w:jc w:val="start"/>
-        <w:rPr/>
-      </w:pPr>
-      <w:bookmarkStart w:id="25" w:name="__RefHeading___Toc6154_3668578999_Copy_4"/>
-      <w:bookmarkEnd w:id="25"/>
+        <w:pStyle w:val="22"/>
+        <w:rPr/>
+      </w:pPr>
+      <w:bookmarkStart w:id="26" w:name="__RefHeading___Toc6154_3668578999_Copy_4"/>
+      <w:bookmarkEnd w:id="26"/>
       <w:r>
         <w:rPr/>
         <w:t>3.6 Страница «Личный кабинет»</w:t>
@@ -4352,7 +4135,7 @@
       <w:jc w:val="center"/>
       <w:rPr/>
     </w:pPr>
-    <w:bookmarkStart w:id="26" w:name="PageNumWizard_FOOTER_Footer6"/>
+    <w:bookmarkStart w:id="27" w:name="PageNumWizard_FOOTER_Footer6"/>
     <w:r>
       <w:rPr/>
       <w:fldChar w:fldCharType="begin"/>
@@ -4367,13 +4150,13 @@
     </w:r>
     <w:r>
       <w:rPr/>
-      <w:t>13</w:t>
+      <w:t>12</w:t>
     </w:r>
     <w:r>
       <w:rPr/>
       <w:fldChar w:fldCharType="end"/>
     </w:r>
-    <w:bookmarkEnd w:id="26"/>
+    <w:bookmarkEnd w:id="27"/>
   </w:p>
 </w:ftr>
 </file>
@@ -5424,7 +5207,7 @@
     <w:pPr>
       <w:widowControl/>
       <w:suppressAutoHyphens w:val="true"/>
-      <w:overflowPunct w:val="true"/>
+      <w:overflowPunct w:val="false"/>
       <w:bidi w:val="0"/>
       <w:spacing w:lineRule="auto" w:line="240" w:before="0" w:after="0"/>
       <w:jc w:val="start"/>
@@ -5587,8 +5370,8 @@
     <w:name w:val="page number"/>
     <w:rPr/>
   </w:style>
-  <w:style w:type="character" w:styleId="Bullets">
-    <w:name w:val="Bullets"/>
+  <w:style w:type="character" w:styleId="Bulletsuser">
+    <w:name w:val="Bullets (user)"/>
     <w:qFormat/>
     <w:rPr>
       <w:rFonts w:ascii="OpenSymbol" w:hAnsi="OpenSymbol" w:eastAsia="OpenSymbol" w:cs="OpenSymbol"/>
@@ -5846,8 +5629,8 @@
     </w:pPr>
     <w:rPr/>
   </w:style>
-  <w:style w:type="paragraph" w:styleId="FrameContents">
-    <w:name w:val="Frame Contents"/>
+  <w:style w:type="paragraph" w:styleId="FrameContentsuser">
+    <w:name w:val="Frame Contents (user)"/>
     <w:basedOn w:val="Normal"/>
     <w:qFormat/>
     <w:pPr/>
@@ -5937,7 +5720,8 @@
         <w:numId w:val="0"/>
       </w:numPr>
       <w:spacing w:before="0" w:after="0"/>
-      <w:ind w:hanging="0"/>
+      <w:ind w:firstLine="709"/>
+      <w:jc w:val="start"/>
       <w:outlineLvl w:val="0"/>
     </w:pPr>
     <w:rPr/>
@@ -6060,12 +5844,25 @@
     <w:pPr/>
     <w:rPr/>
   </w:style>
-  <w:style w:type="paragraph" w:styleId="FrameContentsuser">
-    <w:name w:val="Frame Contents (user)"/>
+  <w:style w:type="paragraph" w:styleId="FrameContents">
+    <w:name w:val="Frame Contents"/>
     <w:basedOn w:val="Normal"/>
     <w:qFormat/>
     <w:pPr/>
     <w:rPr/>
+  </w:style>
+  <w:style w:type="paragraph" w:styleId="22">
+    <w:name w:val="2 уровень"/>
+    <w:basedOn w:val="14"/>
+    <w:qFormat/>
+    <w:pPr>
+      <w:ind w:firstLine="709" w:start="0"/>
+      <w:jc w:val="start"/>
+      <w:outlineLvl w:val="1"/>
+    </w:pPr>
+    <w:rPr>
+      <w:spacing w:val="60"/>
+    </w:rPr>
   </w:style>
   <w:style w:type="numbering" w:styleId="NoList">
     <w:name w:val="No List"/>

--- a/Files_Крупницкий С.А/ТЗ_Крупницкий С.А..docx
+++ b/Files_Крупницкий С.А/ТЗ_Крупницкий С.А..docx
@@ -811,7 +811,8 @@
             <w:rStyle w:val="Hyperlink"/>
             <w:rFonts w:eastAsia="Calibri"/>
             <w:color w:val="000000"/>
-            <w:szCs w:val="22"/>
+            <w:sz w:val="28"/>
+            <w:szCs w:val="28"/>
             <w:lang w:eastAsia="en-US"/>
           </w:rPr>
           <w:t>https://web-design-group.github.io/final-site-Ixniyevonn/index.html</w:t>
@@ -990,6 +991,11 @@
                 <w:rStyle w:val="IndexLink"/>
               </w:rPr>
               <w:t>ВВЕДЕНИЕ</w:t>
+            </w:r>
+            <w:r>
+              <w:rPr>
+                <w:rStyle w:val="IndexLink"/>
+              </w:rPr>
               <w:tab/>
               <w:t>3</w:t>
             </w:r>
@@ -1457,15 +1463,7 @@
       </w:pPr>
       <w:r>
         <w:rPr/>
-        <w:t xml:space="preserve">Ключевые слова: </w:t>
-      </w:r>
-      <w:r>
-        <w:rPr/>
-        <w:t>к</w:t>
-      </w:r>
-      <w:r>
-        <w:rPr/>
-        <w:t>онфиденциальность, контрпропаганда, репутация, дезинформация, шпионаж, медиа, бизнес операции, государственные операции.</w:t>
+        <w:t>Ключевые слова: конфиденциальность, контрпропаганда, репутация, дезинформация, шпионаж, медиа, бизнес операции, государственные операции.</w:t>
       </w:r>
     </w:p>
     <w:p>
@@ -1603,6 +1601,8 @@
     <w:p>
       <w:pPr>
         <w:pStyle w:val="14"/>
+        <w:spacing w:before="0" w:after="0"/>
+        <w:ind w:firstLine="709" w:start="0"/>
         <w:rPr>
           <w:lang w:val="ru-RU"/>
         </w:rPr>
@@ -2014,7 +2014,6 @@
         <w:fldChar w:fldCharType="end"/>
       </w:r>
       <w:r>
-        <w:rPr/>
         <mc:AlternateContent>
           <mc:Choice Requires="wps">
             <w:drawing>
@@ -2395,11 +2394,6 @@
                                 <w:color w:val="000000"/>
                               </w:rPr>
                               <w:br/>
-                            </w:r>
-                            <w:r>
-                              <w:rPr>
-                                <w:color w:val="000000"/>
-                              </w:rPr>
                               <w:t xml:space="preserve">Рисунок </w:t>
                             </w:r>
                             <w:bookmarkStart w:id="12" w:name="Ref_Рисунок2_number_only"/>
@@ -2514,11 +2508,6 @@
                           <w:color w:val="000000"/>
                         </w:rPr>
                         <w:br/>
-                      </w:r>
-                      <w:r>
-                        <w:rPr>
-                          <w:color w:val="000000"/>
-                        </w:rPr>
                         <w:t xml:space="preserve">Рисунок </w:t>
                       </w:r>
                       <w:bookmarkStart w:id="13" w:name="Ref_Рисунок2_number_only"/>
@@ -2589,6 +2578,7 @@
     <w:p>
       <w:pPr>
         <w:pStyle w:val="14"/>
+        <w:ind w:firstLine="709" w:start="0"/>
         <w:rPr>
           <w:lang w:val="ru-RU"/>
         </w:rPr>
@@ -2806,7 +2796,7 @@
         <mc:AlternateContent>
           <mc:Choice Requires="wps">
             <w:drawing>
-              <wp:anchor behindDoc="0" distT="0" distB="0" distL="0" distR="0" simplePos="0" locked="0" layoutInCell="0" allowOverlap="1" relativeHeight="9">
+              <wp:anchor behindDoc="0" distT="0" distB="0" distL="0" distR="0" simplePos="0" locked="0" layoutInCell="0" allowOverlap="1" relativeHeight="10">
                 <wp:simplePos x="0" y="0"/>
                 <wp:positionH relativeFrom="column">
                   <wp:posOffset>-52070</wp:posOffset>
@@ -2900,11 +2890,6 @@
                                 <w:color w:val="000000"/>
                               </w:rPr>
                               <w:br/>
-                            </w:r>
-                            <w:r>
-                              <w:rPr>
-                                <w:color w:val="000000"/>
-                              </w:rPr>
                               <w:t xml:space="preserve">Рисунок </w:t>
                             </w:r>
                             <w:bookmarkStart w:id="16" w:name="Ref_Рисунок3_number_only"/>
@@ -3019,11 +3004,6 @@
                           <w:color w:val="000000"/>
                         </w:rPr>
                         <w:br/>
-                      </w:r>
-                      <w:r>
-                        <w:rPr>
-                          <w:color w:val="000000"/>
-                        </w:rPr>
                         <w:t xml:space="preserve">Рисунок </w:t>
                       </w:r>
                       <w:bookmarkStart w:id="17" w:name="Ref_Рисунок3_number_only"/>
@@ -3073,13 +3053,12 @@
           </mc:Fallback>
         </mc:AlternateContent>
       </w:r>
-      <w:r>
-        <w:br w:type="page"/>
-      </w:r>
     </w:p>
     <w:p>
       <w:pPr>
         <w:pStyle w:val="14"/>
+        <w:spacing w:before="0" w:after="0"/>
+        <w:ind w:firstLine="709" w:start="0"/>
         <w:rPr>
           <w:vanish/>
           <w:specVanish/>
@@ -3105,14 +3084,12 @@
         <w:pStyle w:val="Normal"/>
         <w:rPr/>
       </w:pPr>
+      <w:r/>
+      <w:r>
+        <w:rPr/>
+      </w:r>
       <w:bookmarkStart w:id="20" w:name="__RefHeading___Toc11619_2423909492COPY_I"/>
       <w:bookmarkEnd w:id="20"/>
-      <w:r/>
-      <w:r>
-        <w:rPr>
-          <w:lang w:val="ru-RU"/>
-        </w:rPr>
-      </w:r>
       <w:r>
         <w:rPr/>
         <w:br/>
@@ -3121,6 +3098,7 @@
     <w:p>
       <w:pPr>
         <w:pStyle w:val="22"/>
+        <w:ind w:hanging="0" w:start="0"/>
         <w:rPr/>
       </w:pPr>
       <w:bookmarkStart w:id="21" w:name="__RefHeading___Toc6152_3668578999"/>
@@ -3421,6 +3399,7 @@
     <w:p>
       <w:pPr>
         <w:pStyle w:val="22"/>
+        <w:ind w:hanging="0" w:start="0"/>
         <w:rPr/>
       </w:pPr>
       <w:bookmarkStart w:id="22" w:name="__RefHeading___Toc6154_3668578999"/>
@@ -3584,6 +3563,7 @@
     <w:p>
       <w:pPr>
         <w:pStyle w:val="22"/>
+        <w:ind w:hanging="0" w:start="0"/>
         <w:rPr/>
       </w:pPr>
       <w:bookmarkStart w:id="23" w:name="__RefHeading___Toc6154_3668578999_Copy_1"/>
@@ -3819,6 +3799,8 @@
     <w:p>
       <w:pPr>
         <w:pStyle w:val="22"/>
+        <w:spacing w:before="0" w:after="0"/>
+        <w:ind w:hanging="0" w:start="0"/>
         <w:rPr/>
       </w:pPr>
       <w:bookmarkStart w:id="24" w:name="__RefHeading___Toc6154_3668578999_Copy_2"/>
@@ -3870,6 +3852,7 @@
     <w:p>
       <w:pPr>
         <w:pStyle w:val="22"/>
+        <w:ind w:hanging="0" w:start="0"/>
         <w:rPr/>
       </w:pPr>
       <w:bookmarkStart w:id="25" w:name="__RefHeading___Toc6154_3668578999_Copy_3"/>
@@ -3911,6 +3894,7 @@
     <w:p>
       <w:pPr>
         <w:pStyle w:val="22"/>
+        <w:ind w:hanging="0" w:start="0"/>
         <w:rPr/>
       </w:pPr>
       <w:bookmarkStart w:id="26" w:name="__RefHeading___Toc6154_3668578999_Copy_4"/>
@@ -5207,7 +5191,7 @@
     <w:pPr>
       <w:widowControl/>
       <w:suppressAutoHyphens w:val="true"/>
-      <w:overflowPunct w:val="false"/>
+      <w:overflowPunct w:val="true"/>
       <w:bidi w:val="0"/>
       <w:spacing w:lineRule="auto" w:line="240" w:before="0" w:after="0"/>
       <w:jc w:val="start"/>
@@ -5370,8 +5354,8 @@
     <w:name w:val="page number"/>
     <w:rPr/>
   </w:style>
-  <w:style w:type="character" w:styleId="Bulletsuser">
-    <w:name w:val="Bullets (user)"/>
+  <w:style w:type="character" w:styleId="Bullets">
+    <w:name w:val="Bullets"/>
     <w:qFormat/>
     <w:rPr>
       <w:rFonts w:ascii="OpenSymbol" w:hAnsi="OpenSymbol" w:eastAsia="OpenSymbol" w:cs="OpenSymbol"/>
@@ -5629,8 +5613,8 @@
     </w:pPr>
     <w:rPr/>
   </w:style>
-  <w:style w:type="paragraph" w:styleId="FrameContentsuser">
-    <w:name w:val="Frame Contents (user)"/>
+  <w:style w:type="paragraph" w:styleId="FrameContents">
+    <w:name w:val="Frame Contents"/>
     <w:basedOn w:val="Normal"/>
     <w:qFormat/>
     <w:pPr/>
@@ -5844,8 +5828,8 @@
     <w:pPr/>
     <w:rPr/>
   </w:style>
-  <w:style w:type="paragraph" w:styleId="FrameContents">
-    <w:name w:val="Frame Contents"/>
+  <w:style w:type="paragraph" w:styleId="FrameContentsuser">
+    <w:name w:val="Frame Contents (user)"/>
     <w:basedOn w:val="Normal"/>
     <w:qFormat/>
     <w:pPr/>
